--- a/api/src/recursos/plantillas_docx/Formato_Presentacion.docx
+++ b/api/src/recursos/plantillas_docx/Formato_Presentacion.docx
@@ -192,7 +192,6 @@
         <w:t>{</w:t>
       </w:r>
       <w:proofErr w:type="spellStart"/>
-      <w:proofErr w:type="gramStart"/>
       <w:r>
         <w:rPr>
           <w:rFonts w:asciiTheme="minorHAnsi" w:hAnsiTheme="minorHAnsi" w:cstheme="minorHAnsi"/>
@@ -207,16 +206,7 @@
           <w:sz w:val="22"/>
           <w:szCs w:val="20"/>
         </w:rPr>
-        <w:t>Fecha</w:t>
-      </w:r>
-      <w:proofErr w:type="gramEnd"/>
-      <w:r>
-        <w:rPr>
-          <w:rFonts w:asciiTheme="minorHAnsi" w:hAnsiTheme="minorHAnsi" w:cstheme="minorHAnsi"/>
-          <w:sz w:val="22"/>
-          <w:szCs w:val="20"/>
-        </w:rPr>
-        <w:t>_Actual</w:t>
+        <w:t>Fecha_Actual</w:t>
       </w:r>
       <w:proofErr w:type="spellEnd"/>
       <w:r>
@@ -245,23 +235,80 @@
         <w:jc w:val="left"/>
         <w:rPr>
           <w:rFonts w:asciiTheme="minorHAnsi" w:hAnsiTheme="minorHAnsi" w:cstheme="minorHAnsi"/>
-          <w:sz w:val="22"/>
-          <w:szCs w:val="20"/>
-        </w:rPr>
-      </w:pPr>
-      <w:r>
-        <w:rPr>
-          <w:rFonts w:asciiTheme="minorHAnsi" w:hAnsiTheme="minorHAnsi" w:cstheme="minorHAnsi"/>
+          <w:b/>
+          <w:bCs/>
+          <w:sz w:val="22"/>
+          <w:szCs w:val="20"/>
+        </w:rPr>
+      </w:pPr>
+      <w:r>
+        <w:rPr>
+          <w:rFonts w:asciiTheme="minorHAnsi" w:hAnsiTheme="minorHAnsi" w:cstheme="minorHAnsi"/>
+          <w:b/>
+          <w:bCs/>
           <w:sz w:val="22"/>
           <w:szCs w:val="20"/>
         </w:rPr>
         <w:t>{</w:t>
       </w:r>
       <w:proofErr w:type="spellStart"/>
-      <w:proofErr w:type="gramStart"/>
-      <w:r>
-        <w:rPr>
-          <w:rFonts w:asciiTheme="minorHAnsi" w:hAnsiTheme="minorHAnsi" w:cstheme="minorHAnsi"/>
+      <w:r>
+        <w:rPr>
+          <w:rFonts w:asciiTheme="minorHAnsi" w:hAnsiTheme="minorHAnsi" w:cstheme="minorHAnsi"/>
+          <w:b/>
+          <w:bCs/>
+          <w:sz w:val="22"/>
+          <w:szCs w:val="20"/>
+        </w:rPr>
+        <w:t>d.Abreviatura</w:t>
+      </w:r>
+      <w:r>
+        <w:rPr>
+          <w:rFonts w:asciiTheme="minorHAnsi" w:hAnsiTheme="minorHAnsi" w:cstheme="minorHAnsi"/>
+          <w:b/>
+          <w:bCs/>
+          <w:sz w:val="22"/>
+          <w:szCs w:val="20"/>
+        </w:rPr>
+        <w:t>_Destinatario</w:t>
+      </w:r>
+      <w:proofErr w:type="spellEnd"/>
+      <w:r>
+        <w:rPr>
+          <w:rFonts w:asciiTheme="minorHAnsi" w:hAnsiTheme="minorHAnsi" w:cstheme="minorHAnsi"/>
+          <w:b/>
+          <w:bCs/>
+          <w:sz w:val="22"/>
+          <w:szCs w:val="20"/>
+        </w:rPr>
+        <w:t>}</w:t>
+      </w:r>
+      <w:r>
+        <w:rPr>
+          <w:rFonts w:asciiTheme="minorHAnsi" w:hAnsiTheme="minorHAnsi" w:cstheme="minorHAnsi"/>
+          <w:b/>
+          <w:bCs/>
+          <w:sz w:val="22"/>
+          <w:szCs w:val="20"/>
+        </w:rPr>
+        <w:t xml:space="preserve">. </w:t>
+      </w:r>
+      <w:r>
+        <w:rPr>
+          <w:rFonts w:asciiTheme="minorHAnsi" w:hAnsiTheme="minorHAnsi" w:cstheme="minorHAnsi"/>
+          <w:b/>
+          <w:bCs/>
+          <w:sz w:val="22"/>
+          <w:szCs w:val="20"/>
+        </w:rPr>
+        <w:t>{</w:t>
+      </w:r>
+      <w:proofErr w:type="spellStart"/>
+      <w:r>
+        <w:rPr>
+          <w:rFonts w:asciiTheme="minorHAnsi" w:hAnsiTheme="minorHAnsi" w:cstheme="minorHAnsi"/>
+          <w:b/>
+          <w:bCs/>
           <w:sz w:val="22"/>
           <w:szCs w:val="20"/>
         </w:rPr>
@@ -270,6 +317,8 @@
       <w:r>
         <w:rPr>
           <w:rFonts w:asciiTheme="minorHAnsi" w:hAnsiTheme="minorHAnsi" w:cstheme="minorHAnsi"/>
+          <w:b/>
+          <w:bCs/>
           <w:sz w:val="22"/>
           <w:szCs w:val="20"/>
         </w:rPr>
@@ -278,6 +327,8 @@
       <w:r>
         <w:rPr>
           <w:rFonts w:asciiTheme="minorHAnsi" w:hAnsiTheme="minorHAnsi" w:cstheme="minorHAnsi"/>
+          <w:b/>
+          <w:bCs/>
           <w:sz w:val="22"/>
           <w:szCs w:val="20"/>
         </w:rPr>
@@ -286,24 +337,19 @@
       <w:r>
         <w:rPr>
           <w:rFonts w:asciiTheme="minorHAnsi" w:hAnsiTheme="minorHAnsi" w:cstheme="minorHAnsi"/>
-          <w:sz w:val="22"/>
-          <w:szCs w:val="20"/>
-        </w:rPr>
-        <w:t>gido</w:t>
-      </w:r>
-      <w:proofErr w:type="gramEnd"/>
-      <w:r>
-        <w:rPr>
-          <w:rFonts w:asciiTheme="minorHAnsi" w:hAnsiTheme="minorHAnsi" w:cstheme="minorHAnsi"/>
-          <w:sz w:val="22"/>
-          <w:szCs w:val="20"/>
-        </w:rPr>
-        <w:t>_A</w:t>
+          <w:b/>
+          <w:bCs/>
+          <w:sz w:val="22"/>
+          <w:szCs w:val="20"/>
+        </w:rPr>
+        <w:t>gido_A</w:t>
       </w:r>
       <w:proofErr w:type="spellEnd"/>
       <w:r>
         <w:rPr>
           <w:rFonts w:asciiTheme="minorHAnsi" w:hAnsiTheme="minorHAnsi" w:cstheme="minorHAnsi"/>
+          <w:b/>
+          <w:bCs/>
           <w:sz w:val="22"/>
           <w:szCs w:val="20"/>
         </w:rPr>
@@ -323,29 +369,25 @@
       <w:r>
         <w:rPr>
           <w:rFonts w:asciiTheme="minorHAnsi" w:hAnsiTheme="minorHAnsi" w:cstheme="minorHAnsi"/>
+          <w:b/>
+          <w:bCs/>
           <w:sz w:val="22"/>
           <w:szCs w:val="20"/>
         </w:rPr>
         <w:t>{</w:t>
       </w:r>
-      <w:proofErr w:type="gramStart"/>
-      <w:r>
-        <w:rPr>
-          <w:rFonts w:asciiTheme="minorHAnsi" w:hAnsiTheme="minorHAnsi" w:cstheme="minorHAnsi"/>
+      <w:proofErr w:type="spellStart"/>
+      <w:r>
+        <w:rPr>
+          <w:rFonts w:asciiTheme="minorHAnsi" w:hAnsiTheme="minorHAnsi" w:cstheme="minorHAnsi"/>
+          <w:b/>
+          <w:bCs/>
           <w:sz w:val="22"/>
           <w:szCs w:val="20"/>
         </w:rPr>
         <w:t>d.Ocupacion</w:t>
       </w:r>
-      <w:proofErr w:type="gramEnd"/>
-      <w:r>
-        <w:rPr>
-          <w:rFonts w:asciiTheme="minorHAnsi" w:hAnsiTheme="minorHAnsi" w:cstheme="minorHAnsi"/>
-          <w:sz w:val="22"/>
-          <w:szCs w:val="20"/>
-        </w:rPr>
-        <w:t>1</w:t>
-      </w:r>
+      <w:proofErr w:type="spellEnd"/>
       <w:r>
         <w:rPr>
           <w:rFonts w:asciiTheme="minorHAnsi" w:hAnsiTheme="minorHAnsi" w:cstheme="minorHAnsi"/>
@@ -353,651 +395,690 @@
           <w:szCs w:val="20"/>
         </w:rPr>
         <w:t>}</w:t>
-      </w:r>
-      <w:r>
-        <w:rPr>
-          <w:rFonts w:asciiTheme="minorHAnsi" w:hAnsiTheme="minorHAnsi" w:cstheme="minorHAnsi"/>
-          <w:sz w:val="22"/>
-          <w:szCs w:val="20"/>
-        </w:rPr>
-        <w:t xml:space="preserve"> y</w:t>
       </w:r>
     </w:p>
     <w:p>
       <w:pPr>
-        <w:spacing w:before="0" w:after="0" w:line="240" w:lineRule="auto"/>
-        <w:jc w:val="left"/>
-        <w:rPr>
-          <w:rFonts w:asciiTheme="minorHAnsi" w:hAnsiTheme="minorHAnsi" w:cstheme="minorHAnsi"/>
-          <w:sz w:val="22"/>
-          <w:szCs w:val="20"/>
-        </w:rPr>
-      </w:pPr>
-      <w:r>
-        <w:rPr>
-          <w:rFonts w:asciiTheme="minorHAnsi" w:hAnsiTheme="minorHAnsi" w:cstheme="minorHAnsi"/>
-          <w:sz w:val="22"/>
-          <w:szCs w:val="20"/>
-        </w:rPr>
-        <w:t>{</w:t>
-      </w:r>
-      <w:proofErr w:type="gramStart"/>
-      <w:r>
-        <w:rPr>
-          <w:rFonts w:asciiTheme="minorHAnsi" w:hAnsiTheme="minorHAnsi" w:cstheme="minorHAnsi"/>
-          <w:sz w:val="22"/>
-          <w:szCs w:val="20"/>
-        </w:rPr>
-        <w:t>d.Ocupacion</w:t>
-      </w:r>
-      <w:proofErr w:type="gramEnd"/>
-      <w:r>
-        <w:rPr>
-          <w:rFonts w:asciiTheme="minorHAnsi" w:hAnsiTheme="minorHAnsi" w:cstheme="minorHAnsi"/>
-          <w:sz w:val="22"/>
-          <w:szCs w:val="20"/>
-        </w:rPr>
-        <w:t>2}</w:t>
-      </w:r>
+        <w:rPr>
+          <w:rFonts w:asciiTheme="minorHAnsi" w:hAnsiTheme="minorHAnsi" w:cstheme="minorHAnsi"/>
+        </w:rPr>
+      </w:pPr>
     </w:p>
     <w:p>
       <w:pPr>
-        <w:rPr>
-          <w:rFonts w:asciiTheme="minorHAnsi" w:hAnsiTheme="minorHAnsi" w:cstheme="minorHAnsi"/>
-        </w:rPr>
-      </w:pPr>
+        <w:spacing w:line="276" w:lineRule="auto"/>
+        <w:rPr>
+          <w:rFonts w:asciiTheme="minorHAnsi" w:hAnsiTheme="minorHAnsi" w:cstheme="minorHAnsi"/>
+          <w:b/>
+          <w:bCs/>
+          <w:sz w:val="22"/>
+          <w:szCs w:val="20"/>
+        </w:rPr>
+      </w:pPr>
+      <w:r>
+        <w:rPr>
+          <w:rFonts w:asciiTheme="minorHAnsi" w:hAnsiTheme="minorHAnsi" w:cstheme="minorHAnsi"/>
+          <w:sz w:val="22"/>
+          <w:szCs w:val="20"/>
+        </w:rPr>
+        <w:t xml:space="preserve">Por medio del presente conducto me permito informarle que </w:t>
+      </w:r>
+      <w:r>
+        <w:rPr>
+          <w:rFonts w:asciiTheme="minorHAnsi" w:hAnsiTheme="minorHAnsi" w:cstheme="minorHAnsi"/>
+          <w:b/>
+          <w:bCs/>
+          <w:sz w:val="22"/>
+          <w:szCs w:val="20"/>
+        </w:rPr>
+        <w:t xml:space="preserve">C. </w:t>
+      </w:r>
+      <w:r>
+        <w:rPr>
+          <w:rFonts w:asciiTheme="minorHAnsi" w:hAnsiTheme="minorHAnsi" w:cstheme="minorHAnsi"/>
+          <w:b/>
+          <w:bCs/>
+          <w:sz w:val="22"/>
+          <w:szCs w:val="20"/>
+        </w:rPr>
+        <w:t>{</w:t>
+      </w:r>
+      <w:proofErr w:type="spellStart"/>
+      <w:r>
+        <w:rPr>
+          <w:rFonts w:asciiTheme="minorHAnsi" w:hAnsiTheme="minorHAnsi" w:cstheme="minorHAnsi"/>
+          <w:b/>
+          <w:bCs/>
+          <w:sz w:val="22"/>
+          <w:szCs w:val="20"/>
+        </w:rPr>
+        <w:t>d.Abreviatura_Alumno</w:t>
+      </w:r>
+      <w:proofErr w:type="spellEnd"/>
+      <w:r>
+        <w:rPr>
+          <w:rFonts w:asciiTheme="minorHAnsi" w:hAnsiTheme="minorHAnsi" w:cstheme="minorHAnsi"/>
+          <w:b/>
+          <w:bCs/>
+          <w:sz w:val="22"/>
+          <w:szCs w:val="20"/>
+        </w:rPr>
+        <w:t>}</w:t>
+      </w:r>
+      <w:r>
+        <w:rPr>
+          <w:rFonts w:asciiTheme="minorHAnsi" w:hAnsiTheme="minorHAnsi" w:cstheme="minorHAnsi"/>
+          <w:sz w:val="22"/>
+          <w:szCs w:val="20"/>
+        </w:rPr>
+        <w:t xml:space="preserve"> </w:t>
+      </w:r>
+      <w:r>
+        <w:rPr>
+          <w:rFonts w:asciiTheme="minorHAnsi" w:hAnsiTheme="minorHAnsi" w:cstheme="minorHAnsi"/>
+          <w:b/>
+          <w:bCs/>
+          <w:sz w:val="22"/>
+          <w:szCs w:val="20"/>
+        </w:rPr>
+        <w:t>{</w:t>
+      </w:r>
+      <w:proofErr w:type="spellStart"/>
+      <w:r>
+        <w:rPr>
+          <w:rFonts w:asciiTheme="minorHAnsi" w:hAnsiTheme="minorHAnsi" w:cstheme="minorHAnsi"/>
+          <w:b/>
+          <w:bCs/>
+          <w:sz w:val="22"/>
+          <w:szCs w:val="20"/>
+        </w:rPr>
+        <w:t>d.</w:t>
+      </w:r>
+      <w:r>
+        <w:rPr>
+          <w:rFonts w:asciiTheme="minorHAnsi" w:hAnsiTheme="minorHAnsi" w:cstheme="minorHAnsi"/>
+          <w:b/>
+          <w:bCs/>
+          <w:sz w:val="22"/>
+          <w:szCs w:val="20"/>
+        </w:rPr>
+        <w:t>Alumno</w:t>
+      </w:r>
+      <w:proofErr w:type="spellEnd"/>
+      <w:r>
+        <w:rPr>
+          <w:rFonts w:asciiTheme="minorHAnsi" w:hAnsiTheme="minorHAnsi" w:cstheme="minorHAnsi"/>
+          <w:b/>
+          <w:bCs/>
+          <w:sz w:val="22"/>
+          <w:szCs w:val="20"/>
+        </w:rPr>
+        <w:t>}</w:t>
+      </w:r>
+      <w:r>
+        <w:rPr>
+          <w:rFonts w:asciiTheme="minorHAnsi" w:hAnsiTheme="minorHAnsi" w:cstheme="minorHAnsi"/>
+          <w:sz w:val="22"/>
+          <w:szCs w:val="20"/>
+        </w:rPr>
+        <w:t xml:space="preserve">, alumno(a) de la carrera de </w:t>
+      </w:r>
+      <w:r>
+        <w:rPr>
+          <w:rFonts w:asciiTheme="minorHAnsi" w:hAnsiTheme="minorHAnsi" w:cstheme="minorHAnsi"/>
+          <w:b/>
+          <w:bCs/>
+          <w:sz w:val="22"/>
+          <w:szCs w:val="20"/>
+        </w:rPr>
+        <w:t>{</w:t>
+      </w:r>
+      <w:proofErr w:type="spellStart"/>
+      <w:r>
+        <w:rPr>
+          <w:rFonts w:asciiTheme="minorHAnsi" w:hAnsiTheme="minorHAnsi" w:cstheme="minorHAnsi"/>
+          <w:b/>
+          <w:bCs/>
+          <w:sz w:val="22"/>
+          <w:szCs w:val="20"/>
+        </w:rPr>
+        <w:t>d.</w:t>
+      </w:r>
+      <w:r>
+        <w:rPr>
+          <w:rFonts w:asciiTheme="minorHAnsi" w:hAnsiTheme="minorHAnsi" w:cstheme="minorHAnsi"/>
+          <w:b/>
+          <w:bCs/>
+          <w:sz w:val="22"/>
+          <w:szCs w:val="20"/>
+        </w:rPr>
+        <w:t>Carrera</w:t>
+      </w:r>
+      <w:proofErr w:type="spellEnd"/>
+      <w:r>
+        <w:rPr>
+          <w:rFonts w:asciiTheme="minorHAnsi" w:hAnsiTheme="minorHAnsi" w:cstheme="minorHAnsi"/>
+          <w:b/>
+          <w:bCs/>
+          <w:sz w:val="22"/>
+          <w:szCs w:val="20"/>
+        </w:rPr>
+        <w:t>}</w:t>
+      </w:r>
+      <w:r>
+        <w:rPr>
+          <w:rFonts w:asciiTheme="minorHAnsi" w:hAnsiTheme="minorHAnsi" w:cstheme="minorHAnsi"/>
+          <w:sz w:val="22"/>
+          <w:szCs w:val="20"/>
+        </w:rPr>
+        <w:t xml:space="preserve"> de</w:t>
+      </w:r>
+      <w:r>
+        <w:rPr>
+          <w:rFonts w:asciiTheme="minorHAnsi" w:hAnsiTheme="minorHAnsi" w:cstheme="minorHAnsi"/>
+          <w:sz w:val="22"/>
+          <w:szCs w:val="20"/>
+        </w:rPr>
+        <w:t xml:space="preserve"> </w:t>
+      </w:r>
+      <w:r>
+        <w:rPr>
+          <w:rFonts w:asciiTheme="minorHAnsi" w:hAnsiTheme="minorHAnsi" w:cstheme="minorHAnsi"/>
+          <w:sz w:val="22"/>
+          <w:szCs w:val="20"/>
+        </w:rPr>
+        <w:t>el(la)</w:t>
+      </w:r>
+      <w:r>
+        <w:rPr>
+          <w:rFonts w:asciiTheme="minorHAnsi" w:hAnsiTheme="minorHAnsi" w:cstheme="minorHAnsi"/>
+          <w:sz w:val="22"/>
+          <w:szCs w:val="20"/>
+        </w:rPr>
+        <w:t xml:space="preserve"> </w:t>
+      </w:r>
+      <w:r>
+        <w:rPr>
+          <w:rFonts w:asciiTheme="minorHAnsi" w:hAnsiTheme="minorHAnsi" w:cstheme="minorHAnsi"/>
+          <w:b/>
+          <w:bCs/>
+          <w:sz w:val="22"/>
+          <w:szCs w:val="20"/>
+        </w:rPr>
+        <w:t>{</w:t>
+      </w:r>
+      <w:proofErr w:type="spellStart"/>
+      <w:r>
+        <w:rPr>
+          <w:rFonts w:asciiTheme="minorHAnsi" w:hAnsiTheme="minorHAnsi" w:cstheme="minorHAnsi"/>
+          <w:b/>
+          <w:bCs/>
+          <w:sz w:val="22"/>
+          <w:szCs w:val="20"/>
+        </w:rPr>
+        <w:t>d.</w:t>
+      </w:r>
+      <w:r>
+        <w:rPr>
+          <w:rFonts w:asciiTheme="minorHAnsi" w:hAnsiTheme="minorHAnsi" w:cstheme="minorHAnsi"/>
+          <w:b/>
+          <w:bCs/>
+          <w:sz w:val="22"/>
+          <w:szCs w:val="20"/>
+        </w:rPr>
+        <w:t>Escuela</w:t>
+      </w:r>
+      <w:proofErr w:type="spellEnd"/>
+      <w:r>
+        <w:rPr>
+          <w:rFonts w:asciiTheme="minorHAnsi" w:hAnsiTheme="minorHAnsi" w:cstheme="minorHAnsi"/>
+          <w:b/>
+          <w:bCs/>
+          <w:sz w:val="22"/>
+          <w:szCs w:val="20"/>
+        </w:rPr>
+        <w:t>}</w:t>
+      </w:r>
+      <w:r>
+        <w:rPr>
+          <w:rFonts w:asciiTheme="minorHAnsi" w:hAnsiTheme="minorHAnsi" w:cstheme="minorHAnsi"/>
+          <w:sz w:val="22"/>
+          <w:szCs w:val="20"/>
+        </w:rPr>
+        <w:t xml:space="preserve">, </w:t>
+      </w:r>
+      <w:r>
+        <w:rPr>
+          <w:rFonts w:asciiTheme="minorHAnsi" w:hAnsiTheme="minorHAnsi" w:cstheme="minorHAnsi"/>
+          <w:sz w:val="22"/>
+          <w:szCs w:val="20"/>
+        </w:rPr>
+        <w:t>el(</w:t>
+      </w:r>
+      <w:r>
+        <w:rPr>
+          <w:rFonts w:asciiTheme="minorHAnsi" w:hAnsiTheme="minorHAnsi" w:cstheme="minorHAnsi"/>
+          <w:sz w:val="22"/>
+          <w:szCs w:val="20"/>
+        </w:rPr>
+        <w:t>la</w:t>
+      </w:r>
+      <w:r>
+        <w:rPr>
+          <w:rFonts w:asciiTheme="minorHAnsi" w:hAnsiTheme="minorHAnsi" w:cstheme="minorHAnsi"/>
+          <w:sz w:val="22"/>
+          <w:szCs w:val="20"/>
+        </w:rPr>
+        <w:t>)</w:t>
+      </w:r>
+      <w:r>
+        <w:rPr>
+          <w:rFonts w:asciiTheme="minorHAnsi" w:hAnsiTheme="minorHAnsi" w:cstheme="minorHAnsi"/>
+          <w:sz w:val="22"/>
+          <w:szCs w:val="20"/>
+        </w:rPr>
+        <w:t xml:space="preserve"> cual realizaba su </w:t>
+      </w:r>
+      <w:r>
+        <w:rPr>
+          <w:rFonts w:asciiTheme="minorHAnsi" w:hAnsiTheme="minorHAnsi" w:cstheme="minorHAnsi"/>
+          <w:b/>
+          <w:bCs/>
+          <w:sz w:val="22"/>
+          <w:szCs w:val="20"/>
+        </w:rPr>
+        <w:t>{</w:t>
+      </w:r>
+      <w:proofErr w:type="spellStart"/>
+      <w:r>
+        <w:rPr>
+          <w:rFonts w:asciiTheme="minorHAnsi" w:hAnsiTheme="minorHAnsi" w:cstheme="minorHAnsi"/>
+          <w:b/>
+          <w:bCs/>
+          <w:sz w:val="22"/>
+          <w:szCs w:val="20"/>
+        </w:rPr>
+        <w:t>d.</w:t>
+      </w:r>
+      <w:r>
+        <w:rPr>
+          <w:rFonts w:asciiTheme="minorHAnsi" w:hAnsiTheme="minorHAnsi" w:cstheme="minorHAnsi"/>
+          <w:b/>
+          <w:bCs/>
+          <w:sz w:val="22"/>
+          <w:szCs w:val="20"/>
+        </w:rPr>
+        <w:t>Tipo</w:t>
+      </w:r>
+      <w:r>
+        <w:rPr>
+          <w:rFonts w:asciiTheme="minorHAnsi" w:hAnsiTheme="minorHAnsi" w:cstheme="minorHAnsi"/>
+          <w:b/>
+          <w:bCs/>
+          <w:sz w:val="22"/>
+          <w:szCs w:val="20"/>
+        </w:rPr>
+        <w:t>_P</w:t>
+      </w:r>
+      <w:r>
+        <w:rPr>
+          <w:rFonts w:asciiTheme="minorHAnsi" w:hAnsiTheme="minorHAnsi" w:cstheme="minorHAnsi"/>
+          <w:b/>
+          <w:bCs/>
+          <w:sz w:val="22"/>
+          <w:szCs w:val="20"/>
+        </w:rPr>
+        <w:t>articipacion</w:t>
+      </w:r>
+      <w:proofErr w:type="spellEnd"/>
+      <w:r>
+        <w:rPr>
+          <w:rFonts w:asciiTheme="minorHAnsi" w:hAnsiTheme="minorHAnsi" w:cstheme="minorHAnsi"/>
+          <w:b/>
+          <w:bCs/>
+          <w:sz w:val="22"/>
+          <w:szCs w:val="20"/>
+        </w:rPr>
+        <w:t>}</w:t>
+      </w:r>
+      <w:r>
+        <w:rPr>
+          <w:rFonts w:asciiTheme="minorHAnsi" w:hAnsiTheme="minorHAnsi" w:cstheme="minorHAnsi"/>
+          <w:sz w:val="22"/>
+          <w:szCs w:val="20"/>
+        </w:rPr>
+        <w:t xml:space="preserve"> en el </w:t>
+      </w:r>
+      <w:r>
+        <w:rPr>
+          <w:rFonts w:asciiTheme="minorHAnsi" w:hAnsiTheme="minorHAnsi" w:cstheme="minorHAnsi"/>
+          <w:b/>
+          <w:bCs/>
+          <w:sz w:val="22"/>
+          <w:szCs w:val="20"/>
+        </w:rPr>
+        <w:t>{</w:t>
+      </w:r>
+      <w:proofErr w:type="spellStart"/>
+      <w:r>
+        <w:rPr>
+          <w:rFonts w:asciiTheme="minorHAnsi" w:hAnsiTheme="minorHAnsi" w:cstheme="minorHAnsi"/>
+          <w:b/>
+          <w:bCs/>
+          <w:sz w:val="22"/>
+          <w:szCs w:val="20"/>
+        </w:rPr>
+        <w:t>d.</w:t>
+      </w:r>
+      <w:r>
+        <w:rPr>
+          <w:rFonts w:asciiTheme="minorHAnsi" w:hAnsiTheme="minorHAnsi" w:cstheme="minorHAnsi"/>
+          <w:b/>
+          <w:bCs/>
+          <w:sz w:val="22"/>
+          <w:szCs w:val="20"/>
+        </w:rPr>
+        <w:t>Lugar_</w:t>
+      </w:r>
+      <w:r>
+        <w:rPr>
+          <w:rFonts w:asciiTheme="minorHAnsi" w:hAnsiTheme="minorHAnsi" w:cstheme="minorHAnsi"/>
+          <w:b/>
+          <w:bCs/>
+          <w:sz w:val="22"/>
+          <w:szCs w:val="20"/>
+        </w:rPr>
+        <w:t>Adscripcion</w:t>
+      </w:r>
+      <w:proofErr w:type="spellEnd"/>
+      <w:r>
+        <w:rPr>
+          <w:rFonts w:asciiTheme="minorHAnsi" w:hAnsiTheme="minorHAnsi" w:cstheme="minorHAnsi"/>
+          <w:b/>
+          <w:bCs/>
+          <w:sz w:val="22"/>
+          <w:szCs w:val="20"/>
+        </w:rPr>
+        <w:t>}</w:t>
+      </w:r>
+      <w:r>
+        <w:rPr>
+          <w:rFonts w:asciiTheme="minorHAnsi" w:hAnsiTheme="minorHAnsi" w:cstheme="minorHAnsi"/>
+          <w:sz w:val="22"/>
+          <w:szCs w:val="20"/>
+        </w:rPr>
+        <w:t xml:space="preserve"> ha sido comisionad</w:t>
+      </w:r>
+      <w:r>
+        <w:rPr>
+          <w:rFonts w:asciiTheme="minorHAnsi" w:hAnsiTheme="minorHAnsi" w:cstheme="minorHAnsi"/>
+          <w:sz w:val="22"/>
+          <w:szCs w:val="20"/>
+        </w:rPr>
+        <w:t>o(a)</w:t>
+      </w:r>
+      <w:r>
+        <w:rPr>
+          <w:rFonts w:asciiTheme="minorHAnsi" w:hAnsiTheme="minorHAnsi" w:cstheme="minorHAnsi"/>
+          <w:sz w:val="22"/>
+          <w:szCs w:val="20"/>
+        </w:rPr>
+        <w:t xml:space="preserve"> para continuar su </w:t>
+      </w:r>
+      <w:r>
+        <w:rPr>
+          <w:rFonts w:asciiTheme="minorHAnsi" w:hAnsiTheme="minorHAnsi" w:cstheme="minorHAnsi"/>
+          <w:b/>
+          <w:bCs/>
+          <w:sz w:val="22"/>
+          <w:szCs w:val="20"/>
+        </w:rPr>
+        <w:t>{</w:t>
+      </w:r>
+      <w:proofErr w:type="spellStart"/>
+      <w:r>
+        <w:rPr>
+          <w:rFonts w:asciiTheme="minorHAnsi" w:hAnsiTheme="minorHAnsi" w:cstheme="minorHAnsi"/>
+          <w:b/>
+          <w:bCs/>
+          <w:sz w:val="22"/>
+          <w:szCs w:val="20"/>
+        </w:rPr>
+        <w:t>d.</w:t>
+      </w:r>
+      <w:r>
+        <w:rPr>
+          <w:rFonts w:asciiTheme="minorHAnsi" w:hAnsiTheme="minorHAnsi" w:cstheme="minorHAnsi"/>
+          <w:b/>
+          <w:bCs/>
+          <w:sz w:val="22"/>
+          <w:szCs w:val="20"/>
+        </w:rPr>
+        <w:t>Tipo</w:t>
+      </w:r>
+      <w:r>
+        <w:rPr>
+          <w:rFonts w:asciiTheme="minorHAnsi" w:hAnsiTheme="minorHAnsi" w:cstheme="minorHAnsi"/>
+          <w:b/>
+          <w:bCs/>
+          <w:sz w:val="22"/>
+          <w:szCs w:val="20"/>
+        </w:rPr>
+        <w:t>_Participacion</w:t>
+      </w:r>
+      <w:proofErr w:type="spellEnd"/>
+      <w:r>
+        <w:rPr>
+          <w:rFonts w:asciiTheme="minorHAnsi" w:hAnsiTheme="minorHAnsi" w:cstheme="minorHAnsi"/>
+          <w:b/>
+          <w:bCs/>
+          <w:sz w:val="22"/>
+          <w:szCs w:val="20"/>
+        </w:rPr>
+        <w:t>}</w:t>
+      </w:r>
+      <w:r>
+        <w:rPr>
+          <w:rFonts w:asciiTheme="minorHAnsi" w:hAnsiTheme="minorHAnsi" w:cstheme="minorHAnsi"/>
+          <w:sz w:val="22"/>
+          <w:szCs w:val="20"/>
+        </w:rPr>
+        <w:t xml:space="preserve"> en el </w:t>
+      </w:r>
+      <w:r>
+        <w:rPr>
+          <w:rFonts w:asciiTheme="minorHAnsi" w:hAnsiTheme="minorHAnsi" w:cstheme="minorHAnsi"/>
+          <w:b/>
+          <w:bCs/>
+          <w:sz w:val="22"/>
+          <w:szCs w:val="20"/>
+        </w:rPr>
+        <w:t>{</w:t>
+      </w:r>
+      <w:proofErr w:type="spellStart"/>
+      <w:r>
+        <w:rPr>
+          <w:rFonts w:asciiTheme="minorHAnsi" w:hAnsiTheme="minorHAnsi" w:cstheme="minorHAnsi"/>
+          <w:b/>
+          <w:bCs/>
+          <w:sz w:val="22"/>
+          <w:szCs w:val="20"/>
+        </w:rPr>
+        <w:t>d.</w:t>
+      </w:r>
+      <w:r>
+        <w:rPr>
+          <w:rFonts w:asciiTheme="minorHAnsi" w:hAnsiTheme="minorHAnsi" w:cstheme="minorHAnsi"/>
+          <w:b/>
+          <w:bCs/>
+          <w:sz w:val="22"/>
+          <w:szCs w:val="20"/>
+        </w:rPr>
+        <w:t>Lugar</w:t>
+      </w:r>
+      <w:r>
+        <w:rPr>
+          <w:rFonts w:asciiTheme="minorHAnsi" w:hAnsiTheme="minorHAnsi" w:cstheme="minorHAnsi"/>
+          <w:b/>
+          <w:bCs/>
+          <w:sz w:val="22"/>
+          <w:szCs w:val="20"/>
+        </w:rPr>
+        <w:t>_Comision</w:t>
+      </w:r>
+      <w:proofErr w:type="spellEnd"/>
+      <w:r>
+        <w:rPr>
+          <w:rFonts w:asciiTheme="minorHAnsi" w:hAnsiTheme="minorHAnsi" w:cstheme="minorHAnsi"/>
+          <w:b/>
+          <w:bCs/>
+          <w:sz w:val="22"/>
+          <w:szCs w:val="20"/>
+        </w:rPr>
+        <w:t>}</w:t>
+      </w:r>
+      <w:r>
+        <w:rPr>
+          <w:rFonts w:asciiTheme="minorHAnsi" w:hAnsiTheme="minorHAnsi" w:cstheme="minorHAnsi"/>
+          <w:sz w:val="22"/>
+          <w:szCs w:val="20"/>
+        </w:rPr>
+        <w:t xml:space="preserve"> a partir </w:t>
+      </w:r>
+      <w:r>
+        <w:rPr>
+          <w:rFonts w:asciiTheme="minorHAnsi" w:hAnsiTheme="minorHAnsi" w:cstheme="minorHAnsi"/>
+          <w:b/>
+          <w:bCs/>
+          <w:sz w:val="22"/>
+          <w:szCs w:val="20"/>
+        </w:rPr>
+        <w:t>de</w:t>
+      </w:r>
+      <w:r>
+        <w:rPr>
+          <w:rFonts w:asciiTheme="minorHAnsi" w:hAnsiTheme="minorHAnsi" w:cstheme="minorHAnsi"/>
+          <w:b/>
+          <w:bCs/>
+          <w:sz w:val="22"/>
+          <w:szCs w:val="20"/>
+        </w:rPr>
+        <w:t xml:space="preserve">l </w:t>
+      </w:r>
+      <w:r>
+        <w:rPr>
+          <w:rFonts w:asciiTheme="minorHAnsi" w:hAnsiTheme="minorHAnsi" w:cstheme="minorHAnsi"/>
+          <w:b/>
+          <w:bCs/>
+          <w:sz w:val="22"/>
+          <w:szCs w:val="20"/>
+        </w:rPr>
+        <w:t>{</w:t>
+      </w:r>
+      <w:proofErr w:type="spellStart"/>
+      <w:r>
+        <w:rPr>
+          <w:rFonts w:asciiTheme="minorHAnsi" w:hAnsiTheme="minorHAnsi" w:cstheme="minorHAnsi"/>
+          <w:b/>
+          <w:bCs/>
+          <w:sz w:val="22"/>
+          <w:szCs w:val="20"/>
+        </w:rPr>
+        <w:t>d.</w:t>
+      </w:r>
+      <w:r>
+        <w:rPr>
+          <w:rFonts w:asciiTheme="minorHAnsi" w:hAnsiTheme="minorHAnsi" w:cstheme="minorHAnsi"/>
+          <w:b/>
+          <w:bCs/>
+          <w:sz w:val="22"/>
+          <w:szCs w:val="20"/>
+        </w:rPr>
+        <w:t>Fecha_Inicio</w:t>
+      </w:r>
+      <w:proofErr w:type="spellEnd"/>
+      <w:r>
+        <w:rPr>
+          <w:rFonts w:asciiTheme="minorHAnsi" w:hAnsiTheme="minorHAnsi" w:cstheme="minorHAnsi"/>
+          <w:b/>
+          <w:bCs/>
+          <w:sz w:val="22"/>
+          <w:szCs w:val="20"/>
+        </w:rPr>
+        <w:t>}</w:t>
+      </w:r>
+      <w:r>
+        <w:rPr>
+          <w:rFonts w:asciiTheme="minorHAnsi" w:hAnsiTheme="minorHAnsi" w:cstheme="minorHAnsi"/>
+          <w:b/>
+          <w:bCs/>
+          <w:sz w:val="22"/>
+          <w:szCs w:val="20"/>
+        </w:rPr>
+        <w:t xml:space="preserve"> </w:t>
+      </w:r>
+      <w:r>
+        <w:rPr>
+          <w:rFonts w:asciiTheme="minorHAnsi" w:hAnsiTheme="minorHAnsi" w:cstheme="minorHAnsi"/>
+          <w:b/>
+          <w:bCs/>
+          <w:sz w:val="22"/>
+          <w:szCs w:val="20"/>
+        </w:rPr>
+        <w:t>al {</w:t>
+      </w:r>
+      <w:proofErr w:type="spellStart"/>
+      <w:r>
+        <w:rPr>
+          <w:rFonts w:asciiTheme="minorHAnsi" w:hAnsiTheme="minorHAnsi" w:cstheme="minorHAnsi"/>
+          <w:b/>
+          <w:bCs/>
+          <w:sz w:val="22"/>
+          <w:szCs w:val="20"/>
+        </w:rPr>
+        <w:t>d.</w:t>
+      </w:r>
+      <w:r>
+        <w:rPr>
+          <w:rFonts w:asciiTheme="minorHAnsi" w:hAnsiTheme="minorHAnsi" w:cstheme="minorHAnsi"/>
+          <w:b/>
+          <w:bCs/>
+          <w:sz w:val="22"/>
+          <w:szCs w:val="20"/>
+        </w:rPr>
+        <w:t>Fecha_Termino</w:t>
+      </w:r>
+      <w:proofErr w:type="spellEnd"/>
+      <w:r>
+        <w:rPr>
+          <w:rFonts w:asciiTheme="minorHAnsi" w:hAnsiTheme="minorHAnsi" w:cstheme="minorHAnsi"/>
+          <w:b/>
+          <w:bCs/>
+          <w:sz w:val="22"/>
+          <w:szCs w:val="20"/>
+        </w:rPr>
+        <w:t>}</w:t>
+      </w:r>
+      <w:r>
+        <w:rPr>
+          <w:rFonts w:asciiTheme="minorHAnsi" w:hAnsiTheme="minorHAnsi" w:cstheme="minorHAnsi"/>
+          <w:b/>
+          <w:bCs/>
+          <w:sz w:val="22"/>
+          <w:szCs w:val="20"/>
+        </w:rPr>
+        <w:t>.</w:t>
+      </w:r>
     </w:p>
     <w:p>
       <w:pPr>
         <w:spacing w:line="276" w:lineRule="auto"/>
         <w:rPr>
           <w:rFonts w:asciiTheme="minorHAnsi" w:hAnsiTheme="minorHAnsi" w:cstheme="minorHAnsi"/>
-          <w:b/>
-          <w:bCs/>
-          <w:sz w:val="22"/>
-          <w:szCs w:val="20"/>
-        </w:rPr>
-      </w:pPr>
-      <w:r>
-        <w:rPr>
-          <w:rFonts w:asciiTheme="minorHAnsi" w:hAnsiTheme="minorHAnsi" w:cstheme="minorHAnsi"/>
-          <w:sz w:val="22"/>
-          <w:szCs w:val="20"/>
-        </w:rPr>
-        <w:t xml:space="preserve">Por medio del presente conducto me permito informarle que C. </w:t>
-      </w:r>
-      <w:r>
-        <w:rPr>
-          <w:rFonts w:asciiTheme="minorHAnsi" w:hAnsiTheme="minorHAnsi" w:cstheme="minorHAnsi"/>
-          <w:b/>
-          <w:bCs/>
-          <w:sz w:val="22"/>
-          <w:szCs w:val="20"/>
-        </w:rPr>
-        <w:t>{</w:t>
-      </w:r>
-      <w:proofErr w:type="spellStart"/>
-      <w:proofErr w:type="gramStart"/>
-      <w:r>
-        <w:rPr>
-          <w:rFonts w:asciiTheme="minorHAnsi" w:hAnsiTheme="minorHAnsi" w:cstheme="minorHAnsi"/>
-          <w:b/>
-          <w:bCs/>
-          <w:sz w:val="22"/>
-          <w:szCs w:val="20"/>
-        </w:rPr>
-        <w:t>d.</w:t>
-      </w:r>
-      <w:r>
-        <w:rPr>
-          <w:rFonts w:asciiTheme="minorHAnsi" w:hAnsiTheme="minorHAnsi" w:cstheme="minorHAnsi"/>
-          <w:b/>
-          <w:bCs/>
-          <w:sz w:val="22"/>
-          <w:szCs w:val="20"/>
-        </w:rPr>
-        <w:t>Alumno</w:t>
-      </w:r>
-      <w:proofErr w:type="spellEnd"/>
-      <w:proofErr w:type="gramEnd"/>
-      <w:r>
-        <w:rPr>
-          <w:rFonts w:asciiTheme="minorHAnsi" w:hAnsiTheme="minorHAnsi" w:cstheme="minorHAnsi"/>
-          <w:b/>
-          <w:bCs/>
-          <w:sz w:val="22"/>
-          <w:szCs w:val="20"/>
-        </w:rPr>
-        <w:t>}</w:t>
-      </w:r>
-      <w:r>
-        <w:rPr>
-          <w:rFonts w:asciiTheme="minorHAnsi" w:hAnsiTheme="minorHAnsi" w:cstheme="minorHAnsi"/>
-          <w:sz w:val="22"/>
-          <w:szCs w:val="20"/>
-        </w:rPr>
-        <w:t xml:space="preserve">, alumno(a) de la carrera de </w:t>
-      </w:r>
-      <w:r>
-        <w:rPr>
-          <w:rFonts w:asciiTheme="minorHAnsi" w:hAnsiTheme="minorHAnsi" w:cstheme="minorHAnsi"/>
-          <w:b/>
-          <w:bCs/>
-          <w:sz w:val="22"/>
-          <w:szCs w:val="20"/>
-        </w:rPr>
-        <w:t>{</w:t>
-      </w:r>
-      <w:proofErr w:type="spellStart"/>
-      <w:r>
-        <w:rPr>
-          <w:rFonts w:asciiTheme="minorHAnsi" w:hAnsiTheme="minorHAnsi" w:cstheme="minorHAnsi"/>
-          <w:b/>
-          <w:bCs/>
-          <w:sz w:val="22"/>
-          <w:szCs w:val="20"/>
-        </w:rPr>
-        <w:t>d.</w:t>
-      </w:r>
-      <w:r>
-        <w:rPr>
-          <w:rFonts w:asciiTheme="minorHAnsi" w:hAnsiTheme="minorHAnsi" w:cstheme="minorHAnsi"/>
-          <w:b/>
-          <w:bCs/>
-          <w:sz w:val="22"/>
-          <w:szCs w:val="20"/>
-        </w:rPr>
-        <w:t>Carrera</w:t>
-      </w:r>
-      <w:proofErr w:type="spellEnd"/>
-      <w:r>
-        <w:rPr>
-          <w:rFonts w:asciiTheme="minorHAnsi" w:hAnsiTheme="minorHAnsi" w:cstheme="minorHAnsi"/>
-          <w:b/>
-          <w:bCs/>
-          <w:sz w:val="22"/>
-          <w:szCs w:val="20"/>
-        </w:rPr>
-        <w:t>}</w:t>
-      </w:r>
-      <w:r>
-        <w:rPr>
-          <w:rFonts w:asciiTheme="minorHAnsi" w:hAnsiTheme="minorHAnsi" w:cstheme="minorHAnsi"/>
-          <w:sz w:val="22"/>
-          <w:szCs w:val="20"/>
-        </w:rPr>
-        <w:t xml:space="preserve"> de</w:t>
-      </w:r>
-      <w:r>
-        <w:rPr>
-          <w:rFonts w:asciiTheme="minorHAnsi" w:hAnsiTheme="minorHAnsi" w:cstheme="minorHAnsi"/>
-          <w:sz w:val="22"/>
-          <w:szCs w:val="20"/>
-        </w:rPr>
-        <w:t xml:space="preserve"> </w:t>
-      </w:r>
-      <w:r>
-        <w:rPr>
-          <w:rFonts w:asciiTheme="minorHAnsi" w:hAnsiTheme="minorHAnsi" w:cstheme="minorHAnsi"/>
-          <w:b/>
-          <w:bCs/>
-          <w:sz w:val="22"/>
-          <w:szCs w:val="20"/>
-        </w:rPr>
-        <w:t>{</w:t>
-      </w:r>
-      <w:proofErr w:type="spellStart"/>
-      <w:r>
-        <w:rPr>
-          <w:rFonts w:asciiTheme="minorHAnsi" w:hAnsiTheme="minorHAnsi" w:cstheme="minorHAnsi"/>
-          <w:b/>
-          <w:bCs/>
-          <w:sz w:val="22"/>
-          <w:szCs w:val="20"/>
-        </w:rPr>
-        <w:t>d.</w:t>
-      </w:r>
-      <w:r>
-        <w:rPr>
-          <w:rFonts w:asciiTheme="minorHAnsi" w:hAnsiTheme="minorHAnsi" w:cstheme="minorHAnsi"/>
-          <w:b/>
-          <w:bCs/>
-          <w:sz w:val="22"/>
-          <w:szCs w:val="20"/>
-        </w:rPr>
-        <w:t>Universidad</w:t>
-      </w:r>
-      <w:proofErr w:type="spellEnd"/>
-      <w:r>
-        <w:rPr>
-          <w:rFonts w:asciiTheme="minorHAnsi" w:hAnsiTheme="minorHAnsi" w:cstheme="minorHAnsi"/>
-          <w:b/>
-          <w:bCs/>
-          <w:sz w:val="22"/>
-          <w:szCs w:val="20"/>
-        </w:rPr>
-        <w:t>}</w:t>
-      </w:r>
-      <w:r>
-        <w:rPr>
-          <w:rFonts w:asciiTheme="minorHAnsi" w:hAnsiTheme="minorHAnsi" w:cstheme="minorHAnsi"/>
-          <w:sz w:val="22"/>
-          <w:szCs w:val="20"/>
-        </w:rPr>
-        <w:t xml:space="preserve">, </w:t>
-      </w:r>
-      <w:r>
-        <w:rPr>
-          <w:rFonts w:asciiTheme="minorHAnsi" w:hAnsiTheme="minorHAnsi" w:cstheme="minorHAnsi"/>
-          <w:sz w:val="22"/>
-          <w:szCs w:val="20"/>
-        </w:rPr>
-        <w:t>el(</w:t>
-      </w:r>
-      <w:r>
-        <w:rPr>
-          <w:rFonts w:asciiTheme="minorHAnsi" w:hAnsiTheme="minorHAnsi" w:cstheme="minorHAnsi"/>
-          <w:sz w:val="22"/>
-          <w:szCs w:val="20"/>
-        </w:rPr>
-        <w:t>la</w:t>
-      </w:r>
-      <w:r>
-        <w:rPr>
-          <w:rFonts w:asciiTheme="minorHAnsi" w:hAnsiTheme="minorHAnsi" w:cstheme="minorHAnsi"/>
-          <w:sz w:val="22"/>
-          <w:szCs w:val="20"/>
-        </w:rPr>
-        <w:t>)</w:t>
-      </w:r>
-      <w:r>
-        <w:rPr>
-          <w:rFonts w:asciiTheme="minorHAnsi" w:hAnsiTheme="minorHAnsi" w:cstheme="minorHAnsi"/>
-          <w:sz w:val="22"/>
-          <w:szCs w:val="20"/>
-        </w:rPr>
-        <w:t xml:space="preserve"> cual realizaba su </w:t>
-      </w:r>
-      <w:r>
-        <w:rPr>
-          <w:rFonts w:asciiTheme="minorHAnsi" w:hAnsiTheme="minorHAnsi" w:cstheme="minorHAnsi"/>
-          <w:b/>
-          <w:bCs/>
-          <w:sz w:val="22"/>
-          <w:szCs w:val="20"/>
-        </w:rPr>
-        <w:t>{</w:t>
-      </w:r>
-      <w:proofErr w:type="spellStart"/>
-      <w:r>
-        <w:rPr>
-          <w:rFonts w:asciiTheme="minorHAnsi" w:hAnsiTheme="minorHAnsi" w:cstheme="minorHAnsi"/>
-          <w:b/>
-          <w:bCs/>
-          <w:sz w:val="22"/>
-          <w:szCs w:val="20"/>
-        </w:rPr>
-        <w:t>d.</w:t>
-      </w:r>
-      <w:r>
-        <w:rPr>
-          <w:rFonts w:asciiTheme="minorHAnsi" w:hAnsiTheme="minorHAnsi" w:cstheme="minorHAnsi"/>
-          <w:b/>
-          <w:bCs/>
-          <w:sz w:val="22"/>
-          <w:szCs w:val="20"/>
-        </w:rPr>
-        <w:t>Tipo</w:t>
-      </w:r>
-      <w:r>
-        <w:rPr>
-          <w:rFonts w:asciiTheme="minorHAnsi" w:hAnsiTheme="minorHAnsi" w:cstheme="minorHAnsi"/>
-          <w:b/>
-          <w:bCs/>
-          <w:sz w:val="22"/>
-          <w:szCs w:val="20"/>
-        </w:rPr>
-        <w:t>_Participacion</w:t>
-      </w:r>
-      <w:proofErr w:type="spellEnd"/>
-      <w:r>
-        <w:rPr>
-          <w:rFonts w:asciiTheme="minorHAnsi" w:hAnsiTheme="minorHAnsi" w:cstheme="minorHAnsi"/>
-          <w:b/>
-          <w:bCs/>
-          <w:sz w:val="22"/>
-          <w:szCs w:val="20"/>
-        </w:rPr>
-        <w:t>}</w:t>
-      </w:r>
-      <w:r>
-        <w:rPr>
-          <w:rFonts w:asciiTheme="minorHAnsi" w:hAnsiTheme="minorHAnsi" w:cstheme="minorHAnsi"/>
-          <w:sz w:val="22"/>
-          <w:szCs w:val="20"/>
-        </w:rPr>
-        <w:t xml:space="preserve"> en el </w:t>
-      </w:r>
-      <w:r>
-        <w:rPr>
-          <w:rFonts w:asciiTheme="minorHAnsi" w:hAnsiTheme="minorHAnsi" w:cstheme="minorHAnsi"/>
-          <w:b/>
-          <w:bCs/>
-          <w:sz w:val="22"/>
-          <w:szCs w:val="20"/>
-        </w:rPr>
-        <w:t>{</w:t>
-      </w:r>
-      <w:proofErr w:type="spellStart"/>
-      <w:r>
-        <w:rPr>
-          <w:rFonts w:asciiTheme="minorHAnsi" w:hAnsiTheme="minorHAnsi" w:cstheme="minorHAnsi"/>
-          <w:b/>
-          <w:bCs/>
-          <w:sz w:val="22"/>
-          <w:szCs w:val="20"/>
-        </w:rPr>
-        <w:t>d.</w:t>
-      </w:r>
-      <w:r>
-        <w:rPr>
-          <w:rFonts w:asciiTheme="minorHAnsi" w:hAnsiTheme="minorHAnsi" w:cstheme="minorHAnsi"/>
-          <w:b/>
-          <w:bCs/>
-          <w:sz w:val="22"/>
-          <w:szCs w:val="20"/>
-        </w:rPr>
-        <w:t>Lugar_</w:t>
-      </w:r>
-      <w:r>
-        <w:rPr>
-          <w:rFonts w:asciiTheme="minorHAnsi" w:hAnsiTheme="minorHAnsi" w:cstheme="minorHAnsi"/>
-          <w:b/>
-          <w:bCs/>
-          <w:sz w:val="22"/>
-          <w:szCs w:val="20"/>
-        </w:rPr>
-        <w:t>Adscripcion</w:t>
-      </w:r>
-      <w:proofErr w:type="spellEnd"/>
-      <w:r>
-        <w:rPr>
-          <w:rFonts w:asciiTheme="minorHAnsi" w:hAnsiTheme="minorHAnsi" w:cstheme="minorHAnsi"/>
-          <w:b/>
-          <w:bCs/>
-          <w:sz w:val="22"/>
-          <w:szCs w:val="20"/>
-        </w:rPr>
-        <w:t>}</w:t>
-      </w:r>
-      <w:r>
-        <w:rPr>
-          <w:rFonts w:asciiTheme="minorHAnsi" w:hAnsiTheme="minorHAnsi" w:cstheme="minorHAnsi"/>
-          <w:sz w:val="22"/>
-          <w:szCs w:val="20"/>
-        </w:rPr>
-        <w:t xml:space="preserve"> ha sido comisionad</w:t>
-      </w:r>
-      <w:r>
-        <w:rPr>
-          <w:rFonts w:asciiTheme="minorHAnsi" w:hAnsiTheme="minorHAnsi" w:cstheme="minorHAnsi"/>
-          <w:sz w:val="22"/>
-          <w:szCs w:val="20"/>
-        </w:rPr>
-        <w:t>o(a)</w:t>
-      </w:r>
-      <w:r>
-        <w:rPr>
-          <w:rFonts w:asciiTheme="minorHAnsi" w:hAnsiTheme="minorHAnsi" w:cstheme="minorHAnsi"/>
-          <w:sz w:val="22"/>
-          <w:szCs w:val="20"/>
-        </w:rPr>
-        <w:t xml:space="preserve"> para continuar su </w:t>
-      </w:r>
-      <w:r>
-        <w:rPr>
-          <w:rFonts w:asciiTheme="minorHAnsi" w:hAnsiTheme="minorHAnsi" w:cstheme="minorHAnsi"/>
-          <w:b/>
-          <w:bCs/>
-          <w:sz w:val="22"/>
-          <w:szCs w:val="20"/>
-        </w:rPr>
-        <w:t>{</w:t>
-      </w:r>
-      <w:proofErr w:type="spellStart"/>
-      <w:r>
-        <w:rPr>
-          <w:rFonts w:asciiTheme="minorHAnsi" w:hAnsiTheme="minorHAnsi" w:cstheme="minorHAnsi"/>
-          <w:b/>
-          <w:bCs/>
-          <w:sz w:val="22"/>
-          <w:szCs w:val="20"/>
-        </w:rPr>
-        <w:t>d.</w:t>
-      </w:r>
-      <w:r>
-        <w:rPr>
-          <w:rFonts w:asciiTheme="minorHAnsi" w:hAnsiTheme="minorHAnsi" w:cstheme="minorHAnsi"/>
-          <w:b/>
-          <w:bCs/>
-          <w:sz w:val="22"/>
-          <w:szCs w:val="20"/>
-        </w:rPr>
-        <w:t>Tipo</w:t>
-      </w:r>
-      <w:r>
-        <w:rPr>
-          <w:rFonts w:asciiTheme="minorHAnsi" w:hAnsiTheme="minorHAnsi" w:cstheme="minorHAnsi"/>
-          <w:b/>
-          <w:bCs/>
-          <w:sz w:val="22"/>
-          <w:szCs w:val="20"/>
-        </w:rPr>
-        <w:t>_Participacion</w:t>
-      </w:r>
-      <w:proofErr w:type="spellEnd"/>
-      <w:r>
-        <w:rPr>
-          <w:rFonts w:asciiTheme="minorHAnsi" w:hAnsiTheme="minorHAnsi" w:cstheme="minorHAnsi"/>
-          <w:b/>
-          <w:bCs/>
-          <w:sz w:val="22"/>
-          <w:szCs w:val="20"/>
-        </w:rPr>
-        <w:t>}</w:t>
-      </w:r>
-      <w:r>
-        <w:rPr>
-          <w:rFonts w:asciiTheme="minorHAnsi" w:hAnsiTheme="minorHAnsi" w:cstheme="minorHAnsi"/>
-          <w:sz w:val="22"/>
-          <w:szCs w:val="20"/>
-        </w:rPr>
-        <w:t xml:space="preserve"> en el </w:t>
-      </w:r>
-      <w:r>
-        <w:rPr>
-          <w:rFonts w:asciiTheme="minorHAnsi" w:hAnsiTheme="minorHAnsi" w:cstheme="minorHAnsi"/>
-          <w:b/>
-          <w:bCs/>
-          <w:sz w:val="22"/>
-          <w:szCs w:val="20"/>
-        </w:rPr>
-        <w:t>{</w:t>
-      </w:r>
-      <w:proofErr w:type="spellStart"/>
-      <w:r>
-        <w:rPr>
-          <w:rFonts w:asciiTheme="minorHAnsi" w:hAnsiTheme="minorHAnsi" w:cstheme="minorHAnsi"/>
-          <w:b/>
-          <w:bCs/>
-          <w:sz w:val="22"/>
-          <w:szCs w:val="20"/>
-        </w:rPr>
-        <w:t>d.</w:t>
-      </w:r>
-      <w:r>
-        <w:rPr>
-          <w:rFonts w:asciiTheme="minorHAnsi" w:hAnsiTheme="minorHAnsi" w:cstheme="minorHAnsi"/>
-          <w:b/>
-          <w:bCs/>
-          <w:sz w:val="22"/>
-          <w:szCs w:val="20"/>
-        </w:rPr>
-        <w:t>Lugar</w:t>
-      </w:r>
-      <w:r>
-        <w:rPr>
-          <w:rFonts w:asciiTheme="minorHAnsi" w:hAnsiTheme="minorHAnsi" w:cstheme="minorHAnsi"/>
-          <w:b/>
-          <w:bCs/>
-          <w:sz w:val="22"/>
-          <w:szCs w:val="20"/>
-        </w:rPr>
-        <w:t>_Comision</w:t>
-      </w:r>
-      <w:proofErr w:type="spellEnd"/>
-      <w:r>
-        <w:rPr>
-          <w:rFonts w:asciiTheme="minorHAnsi" w:hAnsiTheme="minorHAnsi" w:cstheme="minorHAnsi"/>
-          <w:b/>
-          <w:bCs/>
-          <w:sz w:val="22"/>
-          <w:szCs w:val="20"/>
-        </w:rPr>
-        <w:t>}</w:t>
-      </w:r>
-      <w:r>
-        <w:rPr>
-          <w:rFonts w:asciiTheme="minorHAnsi" w:hAnsiTheme="minorHAnsi" w:cstheme="minorHAnsi"/>
-          <w:sz w:val="22"/>
-          <w:szCs w:val="20"/>
-        </w:rPr>
-        <w:t xml:space="preserve"> a partir </w:t>
-      </w:r>
-      <w:r>
-        <w:rPr>
-          <w:rFonts w:asciiTheme="minorHAnsi" w:hAnsiTheme="minorHAnsi" w:cstheme="minorHAnsi"/>
-          <w:b/>
-          <w:bCs/>
-          <w:sz w:val="22"/>
-          <w:szCs w:val="20"/>
-        </w:rPr>
-        <w:t>de</w:t>
-      </w:r>
-      <w:r>
-        <w:rPr>
-          <w:rFonts w:asciiTheme="minorHAnsi" w:hAnsiTheme="minorHAnsi" w:cstheme="minorHAnsi"/>
-          <w:b/>
-          <w:bCs/>
-          <w:sz w:val="22"/>
-          <w:szCs w:val="20"/>
-        </w:rPr>
-        <w:t xml:space="preserve">l </w:t>
-      </w:r>
-      <w:r>
-        <w:rPr>
-          <w:rFonts w:asciiTheme="minorHAnsi" w:hAnsiTheme="minorHAnsi" w:cstheme="minorHAnsi"/>
-          <w:b/>
-          <w:bCs/>
-          <w:sz w:val="22"/>
-          <w:szCs w:val="20"/>
-        </w:rPr>
-        <w:t>{</w:t>
-      </w:r>
-      <w:proofErr w:type="spellStart"/>
-      <w:r>
-        <w:rPr>
-          <w:rFonts w:asciiTheme="minorHAnsi" w:hAnsiTheme="minorHAnsi" w:cstheme="minorHAnsi"/>
-          <w:b/>
-          <w:bCs/>
-          <w:sz w:val="22"/>
-          <w:szCs w:val="20"/>
-        </w:rPr>
-        <w:t>d.</w:t>
-      </w:r>
-      <w:r>
-        <w:rPr>
-          <w:rFonts w:asciiTheme="minorHAnsi" w:hAnsiTheme="minorHAnsi" w:cstheme="minorHAnsi"/>
-          <w:b/>
-          <w:bCs/>
-          <w:sz w:val="22"/>
-          <w:szCs w:val="20"/>
-        </w:rPr>
-        <w:t>Fecha_Inicio</w:t>
-      </w:r>
-      <w:proofErr w:type="spellEnd"/>
-      <w:r>
-        <w:rPr>
-          <w:rFonts w:asciiTheme="minorHAnsi" w:hAnsiTheme="minorHAnsi" w:cstheme="minorHAnsi"/>
-          <w:b/>
-          <w:bCs/>
-          <w:sz w:val="22"/>
-          <w:szCs w:val="20"/>
-        </w:rPr>
-        <w:t>}</w:t>
-      </w:r>
-      <w:r>
-        <w:rPr>
-          <w:rFonts w:asciiTheme="minorHAnsi" w:hAnsiTheme="minorHAnsi" w:cstheme="minorHAnsi"/>
-          <w:b/>
-          <w:bCs/>
-          <w:sz w:val="22"/>
-          <w:szCs w:val="20"/>
-        </w:rPr>
-        <w:t xml:space="preserve"> </w:t>
-      </w:r>
-      <w:r>
-        <w:rPr>
-          <w:rFonts w:asciiTheme="minorHAnsi" w:hAnsiTheme="minorHAnsi" w:cstheme="minorHAnsi"/>
-          <w:b/>
-          <w:bCs/>
-          <w:sz w:val="22"/>
-          <w:szCs w:val="20"/>
-        </w:rPr>
-        <w:t>al {</w:t>
-      </w:r>
-      <w:proofErr w:type="spellStart"/>
-      <w:r>
-        <w:rPr>
-          <w:rFonts w:asciiTheme="minorHAnsi" w:hAnsiTheme="minorHAnsi" w:cstheme="minorHAnsi"/>
-          <w:b/>
-          <w:bCs/>
-          <w:sz w:val="22"/>
-          <w:szCs w:val="20"/>
-        </w:rPr>
-        <w:t>d.</w:t>
-      </w:r>
-      <w:r>
-        <w:rPr>
-          <w:rFonts w:asciiTheme="minorHAnsi" w:hAnsiTheme="minorHAnsi" w:cstheme="minorHAnsi"/>
-          <w:b/>
-          <w:bCs/>
-          <w:sz w:val="22"/>
-          <w:szCs w:val="20"/>
-        </w:rPr>
-        <w:t>Fecha_Termino</w:t>
-      </w:r>
-      <w:proofErr w:type="spellEnd"/>
-      <w:r>
-        <w:rPr>
-          <w:rFonts w:asciiTheme="minorHAnsi" w:hAnsiTheme="minorHAnsi" w:cstheme="minorHAnsi"/>
-          <w:b/>
-          <w:bCs/>
-          <w:sz w:val="22"/>
-          <w:szCs w:val="20"/>
-        </w:rPr>
-        <w:t>}</w:t>
-      </w:r>
-      <w:r>
-        <w:rPr>
-          <w:rFonts w:asciiTheme="minorHAnsi" w:hAnsiTheme="minorHAnsi" w:cstheme="minorHAnsi"/>
-          <w:b/>
-          <w:bCs/>
-          <w:sz w:val="22"/>
-          <w:szCs w:val="20"/>
-        </w:rPr>
-        <w:t>.</w:t>
-      </w:r>
+          <w:sz w:val="22"/>
+          <w:szCs w:val="20"/>
+        </w:rPr>
+      </w:pPr>
     </w:p>
     <w:p>
       <w:pPr>
@@ -1008,31 +1089,37 @@
           <w:szCs w:val="20"/>
         </w:rPr>
       </w:pPr>
+      <w:r>
+        <w:rPr>
+          <w:rFonts w:asciiTheme="minorHAnsi" w:hAnsiTheme="minorHAnsi" w:cstheme="minorHAnsi"/>
+          <w:sz w:val="22"/>
+          <w:szCs w:val="20"/>
+        </w:rPr>
+        <w:t>Se extiende el presente documento para los fines legales que al interesado convengan.</w:t>
+      </w:r>
     </w:p>
     <w:p>
       <w:pPr>
-        <w:spacing w:line="276" w:lineRule="auto"/>
-        <w:rPr>
-          <w:rFonts w:asciiTheme="minorHAnsi" w:hAnsiTheme="minorHAnsi" w:cstheme="minorHAnsi"/>
-          <w:sz w:val="22"/>
-          <w:szCs w:val="20"/>
-        </w:rPr>
-      </w:pPr>
-      <w:r>
-        <w:rPr>
-          <w:rFonts w:asciiTheme="minorHAnsi" w:hAnsiTheme="minorHAnsi" w:cstheme="minorHAnsi"/>
-          <w:sz w:val="22"/>
-          <w:szCs w:val="20"/>
-        </w:rPr>
-        <w:t>Se extiende el presente documento para los fines legales que al interesado convengan.</w:t>
-      </w:r>
+        <w:rPr>
+          <w:rFonts w:asciiTheme="minorHAnsi" w:hAnsiTheme="minorHAnsi" w:cstheme="minorHAnsi"/>
+        </w:rPr>
+      </w:pPr>
     </w:p>
     <w:p>
       <w:pPr>
-        <w:rPr>
-          <w:rFonts w:asciiTheme="minorHAnsi" w:hAnsiTheme="minorHAnsi" w:cstheme="minorHAnsi"/>
-        </w:rPr>
-      </w:pPr>
+        <w:jc w:val="center"/>
+        <w:rPr>
+          <w:rFonts w:asciiTheme="minorHAnsi" w:hAnsiTheme="minorHAnsi" w:cstheme="minorHAnsi"/>
+          <w:sz w:val="22"/>
+        </w:rPr>
+      </w:pPr>
+      <w:r>
+        <w:rPr>
+          <w:rFonts w:asciiTheme="minorHAnsi" w:hAnsiTheme="minorHAnsi" w:cstheme="minorHAnsi"/>
+          <w:sz w:val="22"/>
+        </w:rPr>
+        <w:t>ATENTAMENTE</w:t>
+      </w:r>
     </w:p>
     <w:p>
       <w:pPr>
@@ -1047,7 +1134,7 @@
           <w:rFonts w:asciiTheme="minorHAnsi" w:hAnsiTheme="minorHAnsi" w:cstheme="minorHAnsi"/>
           <w:sz w:val="22"/>
         </w:rPr>
-        <w:t>ATENTAMENTE</w:t>
+        <w:t>SUFRAGIO EFECTIVO. – NO REELECIÓN</w:t>
       </w:r>
     </w:p>
     <w:p>
@@ -1063,7 +1150,7 @@
           <w:rFonts w:asciiTheme="minorHAnsi" w:hAnsiTheme="minorHAnsi" w:cstheme="minorHAnsi"/>
           <w:sz w:val="22"/>
         </w:rPr>
-        <w:t>SUFRAGIO EFECTIVO. – NO REELECIÓN</w:t>
+        <w:t>JEFE DE LA JURISDICCIÓN SANITARIA NO. 2</w:t>
       </w:r>
     </w:p>
     <w:p>
@@ -1074,13 +1161,6 @@
           <w:sz w:val="22"/>
         </w:rPr>
       </w:pPr>
-      <w:r>
-        <w:rPr>
-          <w:rFonts w:asciiTheme="minorHAnsi" w:hAnsiTheme="minorHAnsi" w:cstheme="minorHAnsi"/>
-          <w:sz w:val="22"/>
-        </w:rPr>
-        <w:t>JEFE DE LA JURISDICCIÓN SANITARIA NO. 2</w:t>
-      </w:r>
     </w:p>
     <w:p>
       <w:pPr>
@@ -1099,6 +1179,13 @@
           <w:sz w:val="22"/>
         </w:rPr>
       </w:pPr>
+      <w:r>
+        <w:rPr>
+          <w:rFonts w:asciiTheme="minorHAnsi" w:hAnsiTheme="minorHAnsi" w:cstheme="minorHAnsi"/>
+          <w:sz w:val="22"/>
+        </w:rPr>
+        <w:t>___________________________________________</w:t>
+      </w:r>
     </w:p>
     <w:p>
       <w:pPr>
@@ -1113,33 +1200,32 @@
           <w:rFonts w:asciiTheme="minorHAnsi" w:hAnsiTheme="minorHAnsi" w:cstheme="minorHAnsi"/>
           <w:sz w:val="22"/>
         </w:rPr>
-        <w:t>___________________________________________</w:t>
-      </w:r>
-    </w:p>
-    <w:p>
-      <w:pPr>
-        <w:jc w:val="center"/>
-        <w:rPr>
-          <w:rFonts w:asciiTheme="minorHAnsi" w:hAnsiTheme="minorHAnsi" w:cstheme="minorHAnsi"/>
-          <w:sz w:val="22"/>
-        </w:rPr>
-      </w:pPr>
-      <w:r>
-        <w:rPr>
-          <w:rFonts w:asciiTheme="minorHAnsi" w:hAnsiTheme="minorHAnsi" w:cstheme="minorHAnsi"/>
-          <w:sz w:val="22"/>
-        </w:rPr>
-        <w:t xml:space="preserve">DR. </w:t>
-      </w:r>
-      <w:r>
-        <w:rPr>
-          <w:rFonts w:asciiTheme="minorHAnsi" w:hAnsiTheme="minorHAnsi" w:cstheme="minorHAnsi"/>
-          <w:sz w:val="22"/>
-        </w:rPr>
         <w:t>{</w:t>
       </w:r>
       <w:proofErr w:type="spellStart"/>
-      <w:proofErr w:type="gramStart"/>
+      <w:r>
+        <w:rPr>
+          <w:rFonts w:asciiTheme="minorHAnsi" w:hAnsiTheme="minorHAnsi" w:cstheme="minorHAnsi"/>
+          <w:sz w:val="22"/>
+        </w:rPr>
+        <w:t>d.Abreviatura_Encargado</w:t>
+      </w:r>
+      <w:proofErr w:type="spellEnd"/>
+      <w:r>
+        <w:rPr>
+          <w:rFonts w:asciiTheme="minorHAnsi" w:hAnsiTheme="minorHAnsi" w:cstheme="minorHAnsi"/>
+          <w:sz w:val="22"/>
+        </w:rPr>
+        <w:t xml:space="preserve">}. </w:t>
+      </w:r>
+      <w:r>
+        <w:rPr>
+          <w:rFonts w:asciiTheme="minorHAnsi" w:hAnsiTheme="minorHAnsi" w:cstheme="minorHAnsi"/>
+          <w:sz w:val="22"/>
+        </w:rPr>
+        <w:t>{</w:t>
+      </w:r>
+      <w:proofErr w:type="spellStart"/>
       <w:r>
         <w:rPr>
           <w:rFonts w:asciiTheme="minorHAnsi" w:hAnsiTheme="minorHAnsi" w:cstheme="minorHAnsi"/>
@@ -1155,7 +1241,6 @@
         <w:t>Encargado</w:t>
       </w:r>
       <w:proofErr w:type="spellEnd"/>
-      <w:proofErr w:type="gramEnd"/>
       <w:r>
         <w:rPr>
           <w:rFonts w:asciiTheme="minorHAnsi" w:hAnsiTheme="minorHAnsi" w:cstheme="minorHAnsi"/>
